--- a/7.Project Documentation/Project Executable Files.docx
+++ b/7.Project Documentation/Project Executable Files.docx
@@ -407,6 +407,7 @@
               </w:rPr>
             </w:pPr>
             <w:proofErr w:type="spellStart"/>
+            <w:proofErr w:type="gramStart"/>
             <w:r>
               <w:rPr>
                 <w:rFonts w:ascii="Arial"/>
@@ -417,6 +418,7 @@
               <w:t>S.No</w:t>
             </w:r>
             <w:proofErr w:type="spellEnd"/>
+            <w:proofErr w:type="gramEnd"/>
           </w:p>
         </w:tc>
         <w:tc>
@@ -713,6 +715,7 @@
               <w:t xml:space="preserve">requirements.txt / </w:t>
             </w:r>
             <w:proofErr w:type="spellStart"/>
+            <w:proofErr w:type="gramStart"/>
             <w:r>
               <w:rPr>
                 <w:sz w:val="24"/>
@@ -720,6 +723,7 @@
               <w:t>package.json</w:t>
             </w:r>
             <w:proofErr w:type="spellEnd"/>
+            <w:proofErr w:type="gramEnd"/>
             <w:r>
               <w:rPr>
                 <w:sz w:val="24"/>
@@ -1026,6 +1030,7 @@
               </w:rPr>
               <w:tab/>
             </w:r>
+            <w:proofErr w:type="gramStart"/>
             <w:r>
               <w:rPr>
                 <w:spacing w:val="-2"/>
@@ -1039,7 +1044,15 @@
                 <w:spacing w:val="-2"/>
                 <w:sz w:val="24"/>
               </w:rPr>
-              <w:t>env.example</w:t>
+              <w:t>env</w:t>
+            </w:r>
+            <w:proofErr w:type="gramEnd"/>
+            <w:r>
+              <w:rPr>
+                <w:spacing w:val="-2"/>
+                <w:sz w:val="24"/>
+              </w:rPr>
+              <w:t>.example</w:t>
             </w:r>
             <w:proofErr w:type="spellEnd"/>
             <w:r>
@@ -1832,10 +1845,12 @@
         <w:t xml:space="preserve">├── </w:t>
       </w:r>
       <w:proofErr w:type="spellStart"/>
+      <w:proofErr w:type="gramStart"/>
       <w:r>
         <w:t>floods.save</w:t>
       </w:r>
       <w:proofErr w:type="spellEnd"/>
+      <w:proofErr w:type="gramEnd"/>
     </w:p>
     <w:p>
       <w:pPr>
@@ -1846,10 +1861,12 @@
         <w:t xml:space="preserve">├── </w:t>
       </w:r>
       <w:proofErr w:type="spellStart"/>
+      <w:proofErr w:type="gramStart"/>
       <w:r>
         <w:t>scaler.save</w:t>
       </w:r>
       <w:proofErr w:type="spellEnd"/>
+      <w:proofErr w:type="gramEnd"/>
     </w:p>
     <w:p>
       <w:pPr>
@@ -1879,9 +1896,14 @@
       </w:r>
       <w:proofErr w:type="spellStart"/>
       <w:r>
-        <w:t>model_training.ipynb</w:t>
+        <w:t>model_</w:t>
+      </w:r>
+      <w:proofErr w:type="gramStart"/>
+      <w:r>
+        <w:t>training.ipynb</w:t>
       </w:r>
       <w:proofErr w:type="spellEnd"/>
+      <w:proofErr w:type="gramEnd"/>
     </w:p>
     <w:p>
       <w:pPr>
@@ -2659,58 +2681,6 @@
               </w:rPr>
             </w:pPr>
           </w:p>
-          <w:tbl>
-            <w:tblPr>
-              <w:tblW w:w="0" w:type="auto"/>
-              <w:tblCellSpacing w:w="15" w:type="dxa"/>
-              <w:tblCellMar>
-                <w:top w:w="15" w:type="dxa"/>
-                <w:left w:w="15" w:type="dxa"/>
-                <w:bottom w:w="15" w:type="dxa"/>
-                <w:right w:w="15" w:type="dxa"/>
-              </w:tblCellMar>
-              <w:tblLook w:val="04A0" w:firstRow="1" w:lastRow="0" w:firstColumn="1" w:lastColumn="0" w:noHBand="0" w:noVBand="1"/>
-            </w:tblPr>
-            <w:tblGrid>
-              <w:gridCol w:w="8211"/>
-            </w:tblGrid>
-            <w:tr>
-              <w:trPr>
-                <w:tblCellSpacing w:w="15" w:type="dxa"/>
-              </w:trPr>
-              <w:tc>
-                <w:tcPr>
-                  <w:tcW w:w="8151" w:type="dxa"/>
-                  <w:vAlign w:val="center"/>
-                  <w:hideMark/>
-                </w:tcPr>
-                <w:p>
-                  <w:pPr>
-                    <w:widowControl/>
-                    <w:autoSpaceDE/>
-                    <w:autoSpaceDN/>
-                    <w:rPr>
-                      <w:rFonts w:ascii="Times New Roman" w:eastAsia="Times New Roman" w:hAnsi="Times New Roman" w:cs="Times New Roman"/>
-                      <w:sz w:val="24"/>
-                      <w:szCs w:val="24"/>
-                      <w:lang w:val="en-IN" w:eastAsia="en-IN"/>
-                    </w:rPr>
-                  </w:pPr>
-                  <w:r>
-                    <w:rPr>
-                      <w:rFonts w:ascii="Times New Roman" w:eastAsia="Times New Roman" w:hAnsi="Times New Roman" w:cs="Times New Roman"/>
-                      <w:i/>
-                      <w:iCs/>
-                      <w:sz w:val="24"/>
-                      <w:szCs w:val="24"/>
-                      <w:lang w:val="en-IN" w:eastAsia="en-IN"/>
-                    </w:rPr>
-                    <w:t>(Paste Google Drive or YouTube link if required. Otherwise write "Not Applicable")</w:t>
-                  </w:r>
-                </w:p>
-              </w:tc>
-            </w:tr>
-          </w:tbl>
           <w:p>
             <w:pPr>
               <w:pStyle w:val="TableParagraph"/>
@@ -2720,6 +2690,13 @@
                 <w:sz w:val="24"/>
               </w:rPr>
             </w:pPr>
+            <w:r>
+              <w:rPr>
+                <w:rFonts w:ascii="Times New Roman"/>
+                <w:sz w:val="24"/>
+              </w:rPr>
+              <w:t>https://drive.google.com/file/d/1dRxFmgGuGk8Xn4XyZk14gGHdQm8J_O41/view?usp=drive_link</w:t>
+            </w:r>
           </w:p>
         </w:tc>
       </w:tr>
@@ -3368,6 +3345,7 @@
         </w:rPr>
       </w:pPr>
       <w:proofErr w:type="spellStart"/>
+      <w:proofErr w:type="gramStart"/>
       <w:r>
         <w:rPr>
           <w:rFonts w:ascii="Courier New" w:eastAsia="Times New Roman" w:hAnsi="Courier New" w:cs="Courier New"/>
@@ -3378,6 +3356,7 @@
         <w:t>floods.save</w:t>
       </w:r>
       <w:proofErr w:type="spellEnd"/>
+      <w:proofErr w:type="gramEnd"/>
       <w:r>
         <w:rPr>
           <w:rFonts w:ascii="Times New Roman" w:eastAsia="Times New Roman" w:hAnsi="Times New Roman" w:cs="Times New Roman"/>
@@ -3406,6 +3385,7 @@
         </w:rPr>
       </w:pPr>
       <w:proofErr w:type="spellStart"/>
+      <w:proofErr w:type="gramStart"/>
       <w:r>
         <w:rPr>
           <w:rFonts w:ascii="Courier New" w:eastAsia="Times New Roman" w:hAnsi="Courier New" w:cs="Courier New"/>
@@ -3416,6 +3396,7 @@
         <w:t>scaler.save</w:t>
       </w:r>
       <w:proofErr w:type="spellEnd"/>
+      <w:proofErr w:type="gramEnd"/>
       <w:r>
         <w:rPr>
           <w:rFonts w:ascii="Times New Roman" w:eastAsia="Times New Roman" w:hAnsi="Times New Roman" w:cs="Times New Roman"/>
@@ -4022,6 +4003,7 @@
               </w:rPr>
             </w:pPr>
             <w:proofErr w:type="spellStart"/>
+            <w:proofErr w:type="gramStart"/>
             <w:r>
               <w:rPr>
                 <w:rFonts w:ascii="Arial"/>
@@ -4032,6 +4014,7 @@
               <w:t>S.No</w:t>
             </w:r>
             <w:proofErr w:type="spellEnd"/>
+            <w:proofErr w:type="gramEnd"/>
           </w:p>
         </w:tc>
         <w:tc>
